--- a/word_reports/LP_0067_위치_105_Barbra Streisand_Guilty.docx
+++ b/word_reports/LP_0067_위치_105_Barbra Streisand_Guilty.docx
@@ -4,7 +4,7 @@
   <w:body>
     <w:p>
       <w:pPr>
-        <w:spacing w:after="280"/>
+        <w:spacing w:after="80"/>
       </w:pPr>
       <w:r>
         <w:rPr w:rFonts="맑은 고딕">
@@ -13,94 +13,47 @@
           <w:color w:val="1E3A8A"/>
           <w:sz w:val="30"/>
         </w:rPr>
-        <w:t>[105] Barbra Streisand - Guilty</w:t>
+        <w:t>Barbra Streisand (바브라 스트라이샌드) - Guilty</w:t>
       </w:r>
     </w:p>
     <w:p>
       <w:pPr>
-        <w:spacing w:after="320"/>
+        <w:spacing w:after="240"/>
       </w:pPr>
       <w:r>
         <w:rPr w:rFonts="맑은 고딕">
           <w:rFonts w:ascii="맑은 고딕" w:hAnsi="맑은 고딕" w:eastAsia="맑은 고딕"/>
           <w:b/>
-          <w:sz w:val="20"/>
+          <w:color w:val="4B5563"/>
+          <w:sz w:val="22"/>
         </w:rPr>
-        <w:t>■ 위치 : 105</w:t>
-        <w:br/>
-      </w:r>
-      <w:r>
-        <w:rPr w:rFonts="맑은 고딕">
-          <w:rFonts w:ascii="맑은 고딕" w:hAnsi="맑은 고딕" w:eastAsia="맑은 고딕"/>
-          <w:b/>
-          <w:sz w:val="20"/>
-        </w:rPr>
-        <w:t>■ 아티스트 : Barbra Streisand</w:t>
-        <w:br/>
-      </w:r>
-      <w:r>
-        <w:rPr w:rFonts="맑은 고딕">
-          <w:rFonts w:ascii="맑은 고딕" w:hAnsi="맑은 고딕" w:eastAsia="맑은 고딕"/>
-          <w:b/>
-          <w:sz w:val="20"/>
-        </w:rPr>
-        <w:t>■ 앨범명 : Guilty</w:t>
-        <w:br/>
-      </w:r>
-      <w:r>
-        <w:rPr w:rFonts="맑은 고딕">
-          <w:rFonts w:ascii="맑은 고딕" w:hAnsi="맑은 고딕" w:eastAsia="맑은 고딕"/>
-          <w:b w:val="0"/>
-          <w:sz w:val="20"/>
-        </w:rPr>
-        <w:t>■ 음반 레이블 : Columbia Records</w:t>
-        <w:br/>
-      </w:r>
-      <w:r>
-        <w:rPr w:rFonts="맑은 고딕">
-          <w:rFonts w:ascii="맑은 고딕" w:hAnsi="맑은 고딕" w:eastAsia="맑은 고딕"/>
-          <w:b w:val="0"/>
-          <w:sz w:val="20"/>
-        </w:rPr>
-        <w:t>■ 발매년도 : 1980</w:t>
-        <w:br/>
-      </w:r>
-      <w:r>
-        <w:rPr w:rFonts="맑은 고딕">
-          <w:rFonts w:ascii="맑은 고딕" w:hAnsi="맑은 고딕" w:eastAsia="맑은 고딕"/>
-          <w:b w:val="0"/>
-          <w:sz w:val="20"/>
-        </w:rPr>
-        <w:t>■ 장르 : 팝, 어덜트 컨템포러리, 소프트 록 (Pop, Adult Contemporary, Soft Rock)</w:t>
-        <w:br/>
-      </w:r>
-      <w:r>
-        <w:rPr w:rFonts="맑은 고딕">
-          <w:rFonts w:ascii="맑은 고딕" w:hAnsi="맑은 고딕" w:eastAsia="맑은 고딕"/>
-          <w:b w:val="0"/>
-          <w:sz w:val="20"/>
-        </w:rPr>
-        <w:t>■ 주요 수록곡 : 1. Guilty (duet with Barry Gibb)</w:t>
-        <w:br/>
+        <w:t>위치 :  105</w:t>
       </w:r>
     </w:p>
     <w:p>
       <w:pPr>
-        <w:spacing w:after="160"/>
+        <w:spacing w:line="324" w:lineRule="auto" w:before="80" w:after="160"/>
       </w:pPr>
       <w:r>
         <w:rPr w:rFonts="맑은 고딕">
           <w:rFonts w:ascii="맑은 고딕" w:hAnsi="맑은 고딕" w:eastAsia="맑은 고딕"/>
           <w:b/>
           <w:color w:val="1F2937"/>
-          <w:sz w:val="24"/>
+          <w:sz w:val="22"/>
         </w:rPr>
-        <w:t>■ 음반 해설 및 감상 가이드</w:t>
+        <w:t xml:space="preserve">[음반 소개] </w:t>
+      </w:r>
+      <w:r>
+        <w:rPr w:rFonts="맑은 고딕">
+          <w:rFonts w:ascii="맑은 고딕" w:hAnsi="맑은 고딕" w:eastAsia="맑은 고딕"/>
+          <w:b w:val="0"/>
+          <w:sz w:val="21"/>
+        </w:rPr>
       </w:r>
     </w:p>
     <w:p>
       <w:pPr>
-        <w:spacing w:line="312" w:lineRule="auto" w:after="120"/>
+        <w:spacing w:line="324" w:lineRule="auto" w:after="120"/>
       </w:pPr>
       <w:r>
         <w:rPr w:rFonts="맑은 고딕">
@@ -108,51 +61,516 @@
           <w:b w:val="0"/>
           <w:sz w:val="21"/>
         </w:rPr>
-        <w:t>1980년에 발매된 바브라 스트라이샌드(Barbra Streisand)의 22번째 스튜디오 앨범 《Guilty》는 팝 음악 역사상 가장 성공적이고 세련된 아티스트 간의 협업으로 손꼽히는 대작입니다. 당시 세계적인 디스코·팝 열풍을 이끌던 그룹 비지스(Bee Gees)의 배리 깁(Barry Gibb)이 프로듀싱과 송라이팅을 전담하여 제작되었습니다. 스트라이샌드의 정교하고 독보적인 가창력에 배리 깁 특유의 감각적인 멜로디와 화려한 정서가 더해져, 상업적 성공은 물론 평단의 극찬을 동시에 끌어낸 명반입니다.</w:t>
+        <w:t>20세기 가장 위대한 디바 바브라 스트라이샌드와 팝의 연금술사 비지스(Bee Gees)의 배리 깁이 조우하여 탄생시킨 팝 역사상 가장 찬란한 세기의 명반입니다. 1980년 발표된 이 걸작은 스트라이샌드의 압도적인 가창력과 배리 깁 특유의 세련된 멜로디 감각이 완벽한 융합을 이루며 보컬 팝이 도달할 수 있는 미학의 정점을 보여줍니다. 우아하고 풍성한 오케스트레이션 위로 흐르는 그녀의 목소리는 한 편의 고전 영화를 감상하듯 청자의 영혼에 깊고 낭만적인 울림을 아로새깁니다. 시대와 유행을 초월하여 여전히 보석처럼 빛나는 본 작은 아날로그 황금기가 인류에게 헌사한 가장 매혹적인 음악적 유산 중 하나입니다.</w:t>
       </w:r>
     </w:p>
     <w:p>
       <w:pPr>
-        <w:spacing w:line="312" w:lineRule="auto" w:after="120"/>
+        <w:spacing w:line="324" w:lineRule="auto" w:before="200" w:after="80"/>
       </w:pPr>
+      <w:r>
+        <w:rPr w:rFonts="맑은 고딕">
+          <w:rFonts w:ascii="맑은 고딕" w:hAnsi="맑은 고딕" w:eastAsia="맑은 고딕"/>
+          <w:b/>
+          <w:color w:val="1E3A8A"/>
+          <w:sz w:val="24"/>
+        </w:rPr>
+        <w:t>1. 음반 데이터</w:t>
+      </w:r>
+    </w:p>
+    <w:p>
+      <w:pPr>
+        <w:spacing w:line="324" w:lineRule="auto" w:after="80"/>
+      </w:pPr>
+      <w:r>
+        <w:rPr w:rFonts="맑은 고딕">
+          <w:rFonts w:ascii="맑은 고딕" w:hAnsi="맑은 고딕" w:eastAsia="맑은 고딕"/>
+          <w:b w:val="0"/>
+          <w:color w:val="6B7280"/>
+          <w:sz w:val="21"/>
+        </w:rPr>
+        <w:t xml:space="preserve">· </w:t>
+      </w:r>
+      <w:r>
+        <w:rPr w:rFonts="맑은 고딕">
+          <w:rFonts w:ascii="맑은 고딕" w:hAnsi="맑은 고딕" w:eastAsia="맑은 고딕"/>
+          <w:b/>
+          <w:color w:val="1F2937"/>
+          <w:sz w:val="21"/>
+        </w:rPr>
+        <w:t xml:space="preserve">앨범명: </w:t>
+      </w:r>
       <w:r>
         <w:rPr w:rFonts="맑은 고딕">
           <w:rFonts w:ascii="맑은 고딕" w:hAnsi="맑은 고딕" w:eastAsia="맑은 고딕"/>
           <w:b w:val="0"/>
           <w:sz w:val="21"/>
         </w:rPr>
-        <w:t>음악적으로 이 음반은 1980년대 어덜트 컨템포러리 팝 사운드의 정점을 보여줍니다. 세련된 스트링 편곡과 우아한 베이스 라인, 그리고 아날로그 감성이 물씬 풍기는 풍성한 오케스트레이션이 스트라이샌드의 스펙트럼 넓은 보컬을 완벽하게 받쳐줍니다. 특히 배리 깁과의 호흡이 빛나는 듀엣곡들에서는 스트라이샌드의 압도적인 진성과 배리 깁의 전매특허인 팔세토 공명이 절묘한 조화를 이루며 청자에게 매혹적인 음악적 경험을 선사합니다.</w:t>
+        <w:t>Guilty</w:t>
       </w:r>
     </w:p>
     <w:p>
       <w:pPr>
-        <w:spacing w:line="312" w:lineRule="auto" w:after="120"/>
+        <w:spacing w:line="324" w:lineRule="auto" w:after="80"/>
       </w:pPr>
+      <w:r>
+        <w:rPr w:rFonts="맑은 고딕">
+          <w:rFonts w:ascii="맑은 고딕" w:hAnsi="맑은 고딕" w:eastAsia="맑은 고딕"/>
+          <w:b w:val="0"/>
+          <w:color w:val="6B7280"/>
+          <w:sz w:val="21"/>
+        </w:rPr>
+        <w:t xml:space="preserve">· </w:t>
+      </w:r>
+      <w:r>
+        <w:rPr w:rFonts="맑은 고딕">
+          <w:rFonts w:ascii="맑은 고딕" w:hAnsi="맑은 고딕" w:eastAsia="맑은 고딕"/>
+          <w:b/>
+          <w:color w:val="1F2937"/>
+          <w:sz w:val="21"/>
+        </w:rPr>
+        <w:t xml:space="preserve">아티스트: </w:t>
+      </w:r>
       <w:r>
         <w:rPr w:rFonts="맑은 고딕">
           <w:rFonts w:ascii="맑은 고딕" w:hAnsi="맑은 고딕" w:eastAsia="맑은 고딕"/>
           <w:b w:val="0"/>
           <w:sz w:val="21"/>
         </w:rPr>
-        <w:t>대표곡인 "Woman in Love"는 빌보드 핫 100 차트 3주 연속 1위를 기록하며 세계적인 신드롬을 일으킨 트랙으로, 고조되는 감정선을 따라 펼쳐지는 스트라이샌드의 드라마틱한 보컬 표현력이 압권입니다. 또한 배리 깁과의 환상적인 호흡을 자랑하는 타이틀곡 "Guilty"는 제23회 그래미 어워드 '최우수 팝 듀오/그룹 보컬' 상을 수상하며 음악성을 입증받았습니다. 앨범의 피날레를 장식하는 7분이 넘는 대곡 "Make It Like a Memory"는 웅장한 연주와 섬세한 가창이 어우러져 한 편의 영화를 감상하는 듯한 깊은 여운을 남깁니다.</w:t>
+        <w:t>Barbra Streisand (바브라 스트라이샌드)</w:t>
       </w:r>
     </w:p>
     <w:p>
       <w:pPr>
-        <w:spacing w:line="312" w:lineRule="auto" w:after="120"/>
+        <w:spacing w:line="324" w:lineRule="auto" w:after="80"/>
       </w:pPr>
+      <w:r>
+        <w:rPr w:rFonts="맑은 고딕">
+          <w:rFonts w:ascii="맑은 고딕" w:hAnsi="맑은 고딕" w:eastAsia="맑은 고딕"/>
+          <w:b w:val="0"/>
+          <w:color w:val="6B7280"/>
+          <w:sz w:val="21"/>
+        </w:rPr>
+        <w:t xml:space="preserve">· </w:t>
+      </w:r>
+      <w:r>
+        <w:rPr w:rFonts="맑은 고딕">
+          <w:rFonts w:ascii="맑은 고딕" w:hAnsi="맑은 고딕" w:eastAsia="맑은 고딕"/>
+          <w:b/>
+          <w:color w:val="1F2937"/>
+          <w:sz w:val="21"/>
+        </w:rPr>
+        <w:t xml:space="preserve">발매 정보: </w:t>
+      </w:r>
       <w:r>
         <w:rPr w:rFonts="맑은 고딕">
           <w:rFonts w:ascii="맑은 고딕" w:hAnsi="맑은 고딕" w:eastAsia="맑은 고딕"/>
           <w:b w:val="0"/>
           <w:sz w:val="21"/>
         </w:rPr>
-        <w:t>LP 음반으로 감상할 때 《Guilty》는 특유의 따뜻하고 풍부한 아날로그 사운드를 한층 입체적으로 전달합니다. 80년대 초반 팝 프로덕션의 정수가 담긴 이 앨범은, 세월이 흘러도 변치 않는 품격과 오디오파일적인 매력을 동시에 지닌 클래식 명반으로서 대중음악사에 굵직한 족적을 남기고 있습니다.</w:t>
+        <w:t>1980년 9월 컬럼비아 레코드(Columbia Records)를 통해 발매된 정규 앨범으로, 당대 최고의 전성기를 구가하던 배리 깁이 작곡과 프로듀싱, 듀엣 보컬로 참여하여 성인 취향 팝(Adult Contemporary)의 새로운 지평을 연 역사적 앨범입니다.</w:t>
+      </w:r>
+    </w:p>
+    <w:p>
+      <w:pPr>
+        <w:spacing w:line="324" w:lineRule="auto" w:after="80"/>
+      </w:pPr>
+      <w:r>
+        <w:rPr w:rFonts="맑은 고딕">
+          <w:rFonts w:ascii="맑은 고딕" w:hAnsi="맑은 고딕" w:eastAsia="맑은 고딕"/>
+          <w:b w:val="0"/>
+          <w:color w:val="6B7280"/>
+          <w:sz w:val="21"/>
+        </w:rPr>
+        <w:t xml:space="preserve">· </w:t>
+      </w:r>
+      <w:r>
+        <w:rPr w:rFonts="맑은 고딕">
+          <w:rFonts w:ascii="맑은 고딕" w:hAnsi="맑은 고딕" w:eastAsia="맑은 고딕"/>
+          <w:b/>
+          <w:color w:val="1F2937"/>
+          <w:sz w:val="21"/>
+        </w:rPr>
+        <w:t xml:space="preserve">LP 인기도(판매량): </w:t>
+      </w:r>
+      <w:r>
+        <w:rPr w:rFonts="맑은 고딕">
+          <w:rFonts w:ascii="맑은 고딕" w:hAnsi="맑은 고딕" w:eastAsia="맑은 고딕"/>
+          <w:b w:val="0"/>
+          <w:sz w:val="21"/>
+        </w:rPr>
+        <w:t>발매 직후 미국 빌보드 200 차트 3주 연속 1위와 영국 앨범 차트 정상을 석권하였으며, 전 세계적으로 1,500만 장 이상의 경이적인 판매고를 기록하며 바브라 스트라이샌드 커리어 역사상 가장 거대한 상업적 성공을 거둔 기념비적 음반입니다.</w:t>
+      </w:r>
+    </w:p>
+    <w:p>
+      <w:pPr>
+        <w:spacing w:line="324" w:lineRule="auto" w:after="80"/>
+      </w:pPr>
+      <w:r>
+        <w:rPr w:rFonts="맑은 고딕">
+          <w:rFonts w:ascii="맑은 고딕" w:hAnsi="맑은 고딕" w:eastAsia="맑은 고딕"/>
+          <w:b w:val="0"/>
+          <w:color w:val="6B7280"/>
+          <w:sz w:val="21"/>
+        </w:rPr>
+        <w:t xml:space="preserve">· </w:t>
+      </w:r>
+      <w:r>
+        <w:rPr w:rFonts="맑은 고딕">
+          <w:rFonts w:ascii="맑은 고딕" w:hAnsi="맑은 고딕" w:eastAsia="맑은 고딕"/>
+          <w:b/>
+          <w:color w:val="1F2937"/>
+          <w:sz w:val="21"/>
+        </w:rPr>
+        <w:t xml:space="preserve">각종 수상경력: </w:t>
+      </w:r>
+      <w:r>
+        <w:rPr w:rFonts="맑은 고딕">
+          <w:rFonts w:ascii="맑은 고딕" w:hAnsi="맑은 고딕" w:eastAsia="맑은 고딕"/>
+          <w:b w:val="0"/>
+          <w:sz w:val="21"/>
+        </w:rPr>
+        <w:t>타이틀곡이자 배리 깁과의 듀엣곡인 'Guilty'로 제23회 그래미 어워드 '최우수 팝 듀오/그룹 보컬 퍼포먼스' 상을 수상하였으며, '올해의 앨범(Album of the Year)'을 비롯한 다수의 주요 부문에 노미네이트되어 비평과 대중성 양면에서 찬란한 공인을 받았습니다.</w:t>
+      </w:r>
+    </w:p>
+    <w:p>
+      <w:pPr>
+        <w:spacing w:line="324" w:lineRule="auto" w:before="200" w:after="80"/>
+      </w:pPr>
+      <w:r>
+        <w:rPr w:rFonts="맑은 고딕">
+          <w:rFonts w:ascii="맑은 고딕" w:hAnsi="맑은 고딕" w:eastAsia="맑은 고딕"/>
+          <w:b/>
+          <w:color w:val="1E3A8A"/>
+          <w:sz w:val="24"/>
+        </w:rPr>
+        <w:t>2. 아티스트 정보</w:t>
+      </w:r>
+    </w:p>
+    <w:p>
+      <w:pPr>
+        <w:spacing w:line="324" w:lineRule="auto" w:after="80"/>
+      </w:pPr>
+      <w:r>
+        <w:rPr w:rFonts="맑은 고딕">
+          <w:rFonts w:ascii="맑은 고딕" w:hAnsi="맑은 고딕" w:eastAsia="맑은 고딕"/>
+          <w:b w:val="0"/>
+          <w:color w:val="6B7280"/>
+          <w:sz w:val="21"/>
+        </w:rPr>
+        <w:t xml:space="preserve">· </w:t>
+      </w:r>
+      <w:r>
+        <w:rPr w:rFonts="맑은 고딕">
+          <w:rFonts w:ascii="맑은 고딕" w:hAnsi="맑은 고딕" w:eastAsia="맑은 고딕"/>
+          <w:b/>
+          <w:color w:val="1F2937"/>
+          <w:sz w:val="21"/>
+        </w:rPr>
+        <w:t xml:space="preserve">국적: </w:t>
+      </w:r>
+      <w:r>
+        <w:rPr w:rFonts="맑은 고딕">
+          <w:rFonts w:ascii="맑은 고딕" w:hAnsi="맑은 고딕" w:eastAsia="맑은 고딕"/>
+          <w:b w:val="0"/>
+          <w:sz w:val="21"/>
+        </w:rPr>
+        <w:t>미국 (USA)</w:t>
+      </w:r>
+    </w:p>
+    <w:p>
+      <w:pPr>
+        <w:spacing w:line="324" w:lineRule="auto" w:after="80"/>
+      </w:pPr>
+      <w:r>
+        <w:rPr w:rFonts="맑은 고딕">
+          <w:rFonts w:ascii="맑은 고딕" w:hAnsi="맑은 고딕" w:eastAsia="맑은 고딕"/>
+          <w:b w:val="0"/>
+          <w:color w:val="6B7280"/>
+          <w:sz w:val="21"/>
+        </w:rPr>
+        <w:t xml:space="preserve">· </w:t>
+      </w:r>
+      <w:r>
+        <w:rPr w:rFonts="맑은 고딕">
+          <w:rFonts w:ascii="맑은 고딕" w:hAnsi="맑은 고딕" w:eastAsia="맑은 고딕"/>
+          <w:b/>
+          <w:color w:val="1F2937"/>
+          <w:sz w:val="21"/>
+        </w:rPr>
+        <w:t xml:space="preserve">생몰년도: </w:t>
+      </w:r>
+      <w:r>
+        <w:rPr w:rFonts="맑은 고딕">
+          <w:rFonts w:ascii="맑은 고딕" w:hAnsi="맑은 고딕" w:eastAsia="맑은 고딕"/>
+          <w:b w:val="0"/>
+          <w:sz w:val="21"/>
+        </w:rPr>
+        <w:t>1942년 4월 24일 ~ 현재</w:t>
+      </w:r>
+    </w:p>
+    <w:p>
+      <w:pPr>
+        <w:spacing w:line="324" w:lineRule="auto" w:after="80"/>
+      </w:pPr>
+      <w:r>
+        <w:rPr w:rFonts="맑은 고딕">
+          <w:rFonts w:ascii="맑은 고딕" w:hAnsi="맑은 고딕" w:eastAsia="맑은 고딕"/>
+          <w:b w:val="0"/>
+          <w:color w:val="6B7280"/>
+          <w:sz w:val="21"/>
+        </w:rPr>
+        <w:t xml:space="preserve">· </w:t>
+      </w:r>
+      <w:r>
+        <w:rPr w:rFonts="맑은 고딕">
+          <w:rFonts w:ascii="맑은 고딕" w:hAnsi="맑은 고딕" w:eastAsia="맑은 고딕"/>
+          <w:b/>
+          <w:color w:val="1F2937"/>
+          <w:sz w:val="21"/>
+        </w:rPr>
+        <w:t xml:space="preserve">그룹 소속: </w:t>
+      </w:r>
+      <w:r>
+        <w:rPr w:rFonts="맑은 고딕">
+          <w:rFonts w:ascii="맑은 고딕" w:hAnsi="맑은 고딕" w:eastAsia="맑은 고딕"/>
+          <w:b w:val="0"/>
+          <w:sz w:val="21"/>
+        </w:rPr>
+        <w:t>솔로 (Solo)</w:t>
+      </w:r>
+    </w:p>
+    <w:p>
+      <w:pPr>
+        <w:spacing w:line="324" w:lineRule="auto" w:after="80"/>
+      </w:pPr>
+      <w:r>
+        <w:rPr w:rFonts="맑은 고딕">
+          <w:rFonts w:ascii="맑은 고딕" w:hAnsi="맑은 고딕" w:eastAsia="맑은 고딕"/>
+          <w:b w:val="0"/>
+          <w:color w:val="6B7280"/>
+          <w:sz w:val="21"/>
+        </w:rPr>
+        <w:t xml:space="preserve">· </w:t>
+      </w:r>
+      <w:r>
+        <w:rPr w:rFonts="맑은 고딕">
+          <w:rFonts w:ascii="맑은 고딕" w:hAnsi="맑은 고딕" w:eastAsia="맑은 고딕"/>
+          <w:b/>
+          <w:color w:val="1F2937"/>
+          <w:sz w:val="21"/>
+        </w:rPr>
+        <w:t xml:space="preserve">아티스트 소개: </w:t>
+      </w:r>
+      <w:r>
+        <w:rPr w:rFonts="맑은 고딕">
+          <w:rFonts w:ascii="맑은 고딕" w:hAnsi="맑은 고딕" w:eastAsia="맑은 고딕"/>
+          <w:b w:val="0"/>
+          <w:sz w:val="21"/>
+        </w:rPr>
+        <w:t>브로드웨이 무대에서 출발해 영화와 대중음악계를 평정하며 에미(Emmy), 그래미(Grammy), 오스카(Oscar), 토니(Tony)를 모두 석권한 전설적인 EGOT 아티스트입니다. 독보적인 가창력과 유려한 감정 표현력으로 20세기 미국 문화의 상징으로 자리 잡았으며, 시대를 초월해 수많은 음악가들에게 영감을 주는 살아있는 전설입니다.</w:t>
+      </w:r>
+    </w:p>
+    <w:p>
+      <w:pPr>
+        <w:spacing w:line="324" w:lineRule="auto" w:before="200" w:after="80"/>
+      </w:pPr>
+      <w:r>
+        <w:rPr w:rFonts="맑은 고딕">
+          <w:rFonts w:ascii="맑은 고딕" w:hAnsi="맑은 고딕" w:eastAsia="맑은 고딕"/>
+          <w:b/>
+          <w:color w:val="1E3A8A"/>
+          <w:sz w:val="24"/>
+        </w:rPr>
+        <w:t>3. 음반 상세 분석</w:t>
+      </w:r>
+    </w:p>
+    <w:p>
+      <w:pPr>
+        <w:spacing w:line="324" w:lineRule="auto" w:after="80"/>
+      </w:pPr>
+      <w:r>
+        <w:rPr w:rFonts="맑은 고딕">
+          <w:rFonts w:ascii="맑은 고딕" w:hAnsi="맑은 고딕" w:eastAsia="맑은 고딕"/>
+          <w:b w:val="0"/>
+          <w:color w:val="6B7280"/>
+          <w:sz w:val="21"/>
+        </w:rPr>
+        <w:t xml:space="preserve">· </w:t>
+      </w:r>
+      <w:r>
+        <w:rPr w:rFonts="맑은 고딕">
+          <w:rFonts w:ascii="맑은 고딕" w:hAnsi="맑은 고딕" w:eastAsia="맑은 고딕"/>
+          <w:b/>
+          <w:color w:val="1F2937"/>
+          <w:sz w:val="21"/>
+        </w:rPr>
+        <w:t xml:space="preserve">역사적 위치: </w:t>
+      </w:r>
+      <w:r>
+        <w:rPr w:rFonts="맑은 고딕">
+          <w:rFonts w:ascii="맑은 고딕" w:hAnsi="맑은 고딕" w:eastAsia="맑은 고딕"/>
+          <w:b w:val="0"/>
+          <w:sz w:val="21"/>
+        </w:rPr>
+        <w:t>디스코 열풍이 잦아들고 1980년대 웰메이드 팝 사운드의 서막이 열리던 시기에 탄생한 음반으로, 전통적인 보컬 팝과 유려한 소울, 소프트 록의 문법이 이상적으로 결합된 팝 음악의 마스터피스입니다. 정상급 세션 연주자들과 정교한 오케스트라 편곡이 빚어낸 사운드스케이프는 대중음악 프로덕션의 완벽한 표본으로 평가받습니다.</w:t>
+      </w:r>
+    </w:p>
+    <w:p>
+      <w:pPr>
+        <w:spacing w:line="324" w:lineRule="auto" w:after="80"/>
+      </w:pPr>
+      <w:r>
+        <w:rPr w:rFonts="맑은 고딕">
+          <w:rFonts w:ascii="맑은 고딕" w:hAnsi="맑은 고딕" w:eastAsia="맑은 고딕"/>
+          <w:b w:val="0"/>
+          <w:color w:val="6B7280"/>
+          <w:sz w:val="21"/>
+        </w:rPr>
+        <w:t xml:space="preserve">· </w:t>
+      </w:r>
+      <w:r>
+        <w:rPr w:rFonts="맑은 고딕">
+          <w:rFonts w:ascii="맑은 고딕" w:hAnsi="맑은 고딕" w:eastAsia="맑은 고딕"/>
+          <w:b/>
+          <w:color w:val="1F2937"/>
+          <w:sz w:val="21"/>
+        </w:rPr>
+        <w:t xml:space="preserve">시대의 흔적(스토리텔링): </w:t>
+      </w:r>
+      <w:r>
+        <w:rPr w:rFonts="맑은 고딕">
+          <w:rFonts w:ascii="맑은 고딕" w:hAnsi="맑은 고딕" w:eastAsia="맑은 고딕"/>
+          <w:b w:val="0"/>
+          <w:sz w:val="21"/>
+        </w:rPr>
+        <w:t>1980년의 가을, 라디오 전파를 타고 거리를 가득 채웠던 선율들은 그 시절 순수하고 뜨거웠던 청춘들의 사랑과 낭만을 대변하였습니다. 순백의 의상을 맞춰 입은 바브라와 배리의 다정한 앨범 커버처럼, 풍요로웠던 아날로그 시대의 온기와 세련된 감수성이 바이닐의 소릿골마다 따스한 숨결로 아련히 녹아들어 있습니다.</w:t>
+      </w:r>
+    </w:p>
+    <w:p>
+      <w:pPr>
+        <w:spacing w:line="324" w:lineRule="auto" w:before="200" w:after="80"/>
+      </w:pPr>
+      <w:r>
+        <w:rPr w:rFonts="맑은 고딕">
+          <w:rFonts w:ascii="맑은 고딕" w:hAnsi="맑은 고딕" w:eastAsia="맑은 고딕"/>
+          <w:b/>
+          <w:color w:val="1E3A8A"/>
+          <w:sz w:val="24"/>
+        </w:rPr>
+        <w:t>4. 주요 수록곡 및 감상 제언</w:t>
+      </w:r>
+    </w:p>
+    <w:p>
+      <w:pPr>
+        <w:spacing w:line="324" w:lineRule="auto" w:after="80"/>
+      </w:pPr>
+      <w:r>
+        <w:rPr w:rFonts="맑은 고딕">
+          <w:rFonts w:ascii="맑은 고딕" w:hAnsi="맑은 고딕" w:eastAsia="맑은 고딕"/>
+          <w:b w:val="0"/>
+          <w:color w:val="6B7280"/>
+          <w:sz w:val="21"/>
+        </w:rPr>
+        <w:t xml:space="preserve">· </w:t>
+      </w:r>
+      <w:r>
+        <w:rPr w:rFonts="맑은 고딕">
+          <w:rFonts w:ascii="맑은 고딕" w:hAnsi="맑은 고딕" w:eastAsia="맑은 고딕"/>
+          <w:b/>
+          <w:color w:val="1F2937"/>
+          <w:sz w:val="21"/>
+        </w:rPr>
+        <w:t xml:space="preserve">주요 수록곡 특징: </w:t>
+      </w:r>
+      <w:r>
+        <w:rPr w:rFonts="맑은 고딕">
+          <w:rFonts w:ascii="맑은 고딕" w:hAnsi="맑은 고딕" w:eastAsia="맑은 고딕"/>
+          <w:b w:val="0"/>
+          <w:sz w:val="21"/>
+        </w:rPr>
+        <w:t>스트라이샌드 특유의 폭발적이면서도 애절한 가창력이 심금을 울리는 불멸의 러브 발라드 'Woman in Love'를 필두로, 배리 깁의 매혹적인 가성과 조화를 이루며 세련된 그루브를 선사하는 'Guilty', 가슴 시린 멜로디의 듀엣곡 'What Kind of Fool', 웅장한 오케스트레이션 속에서 극적인 카타르시스를 선사하는 대곡 'Make It Like a Memory'에 이르기까지 전 곡이 유기적인 완성도를 자랑합니다.</w:t>
+      </w:r>
+    </w:p>
+    <w:p>
+      <w:pPr>
+        <w:spacing w:line="324" w:lineRule="auto" w:after="80"/>
+      </w:pPr>
+      <w:r>
+        <w:rPr w:rFonts="맑은 고딕">
+          <w:rFonts w:ascii="맑은 고딕" w:hAnsi="맑은 고딕" w:eastAsia="맑은 고딕"/>
+          <w:b w:val="0"/>
+          <w:color w:val="6B7280"/>
+          <w:sz w:val="21"/>
+        </w:rPr>
+        <w:t xml:space="preserve">· </w:t>
+      </w:r>
+      <w:r>
+        <w:rPr w:rFonts="맑은 고딕">
+          <w:rFonts w:ascii="맑은 고딕" w:hAnsi="맑은 고딕" w:eastAsia="맑은 고딕"/>
+          <w:b/>
+          <w:color w:val="1F2937"/>
+          <w:sz w:val="21"/>
+        </w:rPr>
+        <w:t xml:space="preserve">빈티지 감상 제언: </w:t>
+      </w:r>
+      <w:r>
+        <w:rPr w:rFonts="맑은 고딕">
+          <w:rFonts w:ascii="맑은 고딕" w:hAnsi="맑은 고딕" w:eastAsia="맑은 고딕"/>
+          <w:b w:val="0"/>
+          <w:sz w:val="21"/>
+        </w:rPr>
+        <w:t>LP 특유의 넓은 다이내믹 레인지와 두터운 배음은 진공관 앰프의 따뜻한 잔향과 만났을 때 그 진가를 완벽히 드러냅니다. 배리 깁 프로덕션 특유의 촘촘한 코러스 편곡과 웅장한 현악 세션, 그리고 스트라이샌드의 섬세한 숨결까지 턴테이블의 바늘 끝을 통해 아날로그 특유의 풍성한 공간감으로 살아 숨 쉽니다.</w:t>
+      </w:r>
+    </w:p>
+    <w:p>
+      <w:pPr>
+        <w:spacing w:line="324" w:lineRule="auto" w:after="80"/>
+      </w:pPr>
+      <w:r>
+        <w:rPr w:rFonts="맑은 고딕">
+          <w:rFonts w:ascii="맑은 고딕" w:hAnsi="맑은 고딕" w:eastAsia="맑은 고딕"/>
+          <w:b w:val="0"/>
+          <w:color w:val="6B7280"/>
+          <w:sz w:val="21"/>
+        </w:rPr>
+        <w:t xml:space="preserve">· </w:t>
+      </w:r>
+      <w:r>
+        <w:rPr w:rFonts="맑은 고딕">
+          <w:rFonts w:ascii="맑은 고딕" w:hAnsi="맑은 고딕" w:eastAsia="맑은 고딕"/>
+          <w:b/>
+          <w:color w:val="1F2937"/>
+          <w:sz w:val="21"/>
+        </w:rPr>
+        <w:t xml:space="preserve">소장 가치: </w:t>
+      </w:r>
+      <w:r>
+        <w:rPr w:rFonts="맑은 고딕">
+          <w:rFonts w:ascii="맑은 고딕" w:hAnsi="맑은 고딕" w:eastAsia="맑은 고딕"/>
+          <w:b w:val="0"/>
+          <w:sz w:val="21"/>
+        </w:rPr>
+        <w:t>팝 역사상 가장 찬란했던 두 거장의 음악적 교감이 빚어낸 필청 음반이자, 80년대 초반 아날로그 레코딩 기술의 절정을 보여준다는 점에서 바이닐 컬렉터의 서가에 반드시 자리해야 할 독보적인 명반입니다.</w:t>
+      </w:r>
+    </w:p>
+    <w:p>
+      <w:pPr>
+        <w:spacing w:line="324" w:lineRule="auto" w:after="120" w:before="160"/>
+      </w:pPr>
+      <w:r>
+        <w:rPr w:rFonts="맑은 고딕">
+          <w:rFonts w:ascii="맑은 고딕" w:hAnsi="맑은 고딕" w:eastAsia="맑은 고딕"/>
+          <w:b/>
+          <w:color w:val="4338CA"/>
+          <w:sz w:val="21"/>
+        </w:rPr>
+        <w:t>이 음반을 통해 아날로그의 따스한 숨결 속에서 낭만과 열정이 전해주는 감동을 다시 한번 경험해 보시는 것은 어떨까요?</w:t>
       </w:r>
     </w:p>
     <w:sectPr>
       <w:pgSz w:w="12240" w:h="15840"/>
-      <w:pgMar w:top="1440" w:right="1440" w:bottom="1440" w:left="1440" w:header="720" w:footer="720" w:gutter="0"/>
+      <w:pgMar w:top="1152" w:right="1296" w:bottom="1152" w:left="1296" w:header="720" w:footer="720" w:gutter="0"/>
       <w:cols w:space="720"/>
       <w:docGrid w:linePitch="360"/>
     </w:sectPr>

--- a/word_reports/LP_0067_위치_105_Barbra Streisand_Guilty.docx
+++ b/word_reports/LP_0067_위치_105_Barbra Streisand_Guilty.docx
@@ -32,7 +32,7 @@
     </w:p>
     <w:p>
       <w:pPr>
-        <w:spacing w:line="324" w:lineRule="auto" w:before="80" w:after="160"/>
+        <w:spacing w:line="324" w:lineRule="auto" w:before="80" w:after="120"/>
       </w:pPr>
       <w:r>
         <w:rPr w:rFonts="맑은 고딕">
@@ -42,13 +42,6 @@
           <w:sz w:val="22"/>
         </w:rPr>
         <w:t xml:space="preserve">[음반 소개] </w:t>
-      </w:r>
-      <w:r>
-        <w:rPr w:rFonts="맑은 고딕">
-          <w:rFonts w:ascii="맑은 고딕" w:hAnsi="맑은 고딕" w:eastAsia="맑은 고딕"/>
-          <w:b w:val="0"/>
-          <w:sz w:val="21"/>
-        </w:rPr>
       </w:r>
     </w:p>
     <w:p>
@@ -61,7 +54,33 @@
           <w:b w:val="0"/>
           <w:sz w:val="21"/>
         </w:rPr>
-        <w:t>20세기 가장 위대한 디바 바브라 스트라이샌드와 팝의 연금술사 비지스(Bee Gees)의 배리 깁이 조우하여 탄생시킨 팝 역사상 가장 찬란한 세기의 명반입니다. 1980년 발표된 이 걸작은 스트라이샌드의 압도적인 가창력과 배리 깁 특유의 세련된 멜로디 감각이 완벽한 융합을 이루며 보컬 팝이 도달할 수 있는 미학의 정점을 보여줍니다. 우아하고 풍성한 오케스트레이션 위로 흐르는 그녀의 목소리는 한 편의 고전 영화를 감상하듯 청자의 영혼에 깊고 낭만적인 울림을 아로새깁니다. 시대와 유행을 초월하여 여전히 보석처럼 빛나는 본 작은 아날로그 황금기가 인류에게 헌사한 가장 매혹적인 음악적 유산 중 하나입니다.</w:t>
+        <w:t>1980년의 문턱에서 대중음악사는 가장 눈부시고도 우아한 음악적 조우를 목도하게 됩니다. 바로 브로드웨이 무대와 할리우드, 그리고 정통 보컬 팝의 정점을 지키고 있던 독보적인 디바 바브라 스트라이샌드(Barbra Streisand)와, 디스코와 팝의 르네상스를 이끌며 당대 최고의 작곡가이자 프로듀서로 군림하던 비지스(Bee Gees)의 배리 깁(Barry Gibb)의 만남이었습니다. 각자의 영역에서 이미 신화적 위치에 도달해 있던 두 거장의 결합은 단순한 상업적 기획을 훌쩍 뛰어넘어, 팝 음악이 도달할 수 있는 가장 세련되고 완성도 높은 서정의 정점을 일구어내는 계기가 되었습니다.</w:t>
+      </w:r>
+    </w:p>
+    <w:p>
+      <w:pPr>
+        <w:spacing w:line="324" w:lineRule="auto" w:after="120"/>
+      </w:pPr>
+      <w:r>
+        <w:rPr w:rFonts="맑은 고딕">
+          <w:rFonts w:ascii="맑은 고딕" w:hAnsi="맑은 고딕" w:eastAsia="맑은 고딕"/>
+          <w:b w:val="0"/>
+          <w:sz w:val="21"/>
+        </w:rPr>
+        <w:t>앨범 『Guilty』는 바브라 스트라이샌드가 지닌 드라마틱하고 폭발적인 성량에 배리 깁 특유의 유려한 멜로디 메이킹과 정교한 리듬 감각이 마법처럼 스며든 걸작입니다. 스트라이샌드는 기존의 전통적인 브로드웨이식 서사를 유지하면서도, 현대적인 어덜트 컨템포러리 팝의 유연한 그루브를 완벽하게 흡수하여 보컬리스트로서 자신의 스펙트럼을 광활하게 확장했습니다. 여기에 배리 깁과 알비 갈루텐(Albhy Galuten), 칼 리처드슨(Karl Richardson)으로 이루어진 드림팀의 프로듀싱은 화려하면서도 결코 과하지 않은 오케스트레이션과 빈틈없는 리듬 섹션을 직조해 내며 음반 전체에 귀족적 품격과 벨벳 같은 부드러움을 부여했습니다.</w:t>
+      </w:r>
+    </w:p>
+    <w:p>
+      <w:pPr>
+        <w:spacing w:line="324" w:lineRule="auto" w:after="120"/>
+      </w:pPr>
+      <w:r>
+        <w:rPr w:rFonts="맑은 고딕">
+          <w:rFonts w:ascii="맑은 고딕" w:hAnsi="맑은 고딕" w:eastAsia="맑은 고딕"/>
+          <w:b w:val="0"/>
+          <w:sz w:val="21"/>
+        </w:rPr>
+        <w:t>이 음반을 관통하는 예술적 철학은 인간 내면의 가장 진솔한 감정인 '사랑'과 '취약성'에 대한 찬양입니다. 수록곡 곳곳에서 피어나는 멜로디는 때로는 격정적인 고백으로, 때로는 부드러운 속삭임으로 청자의 영혼을 어루만집니다. 음반 발매와 동시에 전 세계를 뒤흔든 폭발적인 성공 뒤에는 이처럼 세대를 초월하여 공명하는 정서적 진정성이 자리 잡고 있었습니다. 반세기에 가까운 세월이 흐른 지금, 턴테이블의 바늘 끝을 통해 흘러나오는 『Guilty』의 선율은 여전히 찬란한 온기를 품은 채, 아날로그 황금기가 남긴 가장 찬란한 유산으로서 변치 않는 감동을 선사합니다.</w:t>
       </w:r>
     </w:p>
     <w:p>
@@ -168,7 +187,7 @@
           <w:b w:val="0"/>
           <w:sz w:val="21"/>
         </w:rPr>
-        <w:t>1980년 9월 컬럼비아 레코드(Columbia Records)를 통해 발매된 정규 앨범으로, 당대 최고의 전성기를 구가하던 배리 깁이 작곡과 프로듀싱, 듀엣 보컬로 참여하여 성인 취향 팝(Adult Contemporary)의 새로운 지평을 연 역사적 앨범입니다.</w:t>
+        <w:t>1980년 9월 23일 발매 (컬럼비아 레코드 / Columbia Records). 비지스의 배리 깁과의 협업을 통해 제작되어 1980년대 팝 음악의 새로운 지평을 연 기념비적 명반.</w:t>
       </w:r>
     </w:p>
     <w:p>
@@ -199,7 +218,7 @@
           <w:b w:val="0"/>
           <w:sz w:val="21"/>
         </w:rPr>
-        <w:t>발매 직후 미국 빌보드 200 차트 3주 연속 1위와 영국 앨범 차트 정상을 석권하였으며, 전 세계적으로 1,500만 장 이상의 경이적인 판매고를 기록하며 바브라 스트라이샌드 커리어 역사상 가장 거대한 상업적 성공을 거둔 기념비적 음반입니다.</w:t>
+        <w:t>발매 직후 전 세계적으로 폭발적인 반응을 얻으며 1,500만 장 이상의 경이적인 판매고를 기록(바브라 스트라이샌드 역대 최다 판매 앨범). 미국 빌보드 200 차트 3주 연속 1위, 영국 앨범 차트 1위 석권 및 RIAA 5× 멀티 플래티넘 인증.</w:t>
       </w:r>
     </w:p>
     <w:p>
@@ -230,7 +249,7 @@
           <w:b w:val="0"/>
           <w:sz w:val="21"/>
         </w:rPr>
-        <w:t>타이틀곡이자 배리 깁과의 듀엣곡인 'Guilty'로 제23회 그래미 어워드 '최우수 팝 듀오/그룹 보컬 퍼포먼스' 상을 수상하였으며, '올해의 앨범(Album of the Year)'을 비롯한 다수의 주요 부문에 노미네이트되어 비평과 대중성 양면에서 찬란한 공인을 받았습니다.</w:t>
+        <w:t>1981년 제23회 그래미 어워드(Grammy Awards)에서 배리 깁과의 듀엣곡 "Guilty"로 '최우수 팝 듀오/그룹 보컬 퍼포먼스(Best Pop Performance by a Duo or Group with Vocal)' 수상 및 '올해의 앨범(Album of the Year)' 부문 노미네이트.</w:t>
       </w:r>
     </w:p>
     <w:p>
@@ -275,7 +294,7 @@
           <w:b w:val="0"/>
           <w:sz w:val="21"/>
         </w:rPr>
-        <w:t>미국 (USA)</w:t>
+        <w:t>미국 (미국 뉴욕주 브루클린 출생)</w:t>
       </w:r>
     </w:p>
     <w:p>
@@ -337,7 +356,7 @@
           <w:b w:val="0"/>
           <w:sz w:val="21"/>
         </w:rPr>
-        <w:t>솔로 (Solo)</w:t>
+        <w:t>솔로</w:t>
       </w:r>
     </w:p>
     <w:p>
@@ -368,7 +387,7 @@
           <w:b w:val="0"/>
           <w:sz w:val="21"/>
         </w:rPr>
-        <w:t>브로드웨이 무대에서 출발해 영화와 대중음악계를 평정하며 에미(Emmy), 그래미(Grammy), 오스카(Oscar), 토니(Tony)를 모두 석권한 전설적인 EGOT 아티스트입니다. 독보적인 가창력과 유려한 감정 표현력으로 20세기 미국 문화의 상징으로 자리 잡았으며, 시대를 초월해 수많은 음악가들에게 영감을 주는 살아있는 전설입니다.</w:t>
+        <w:t>압도적인 가창력과 깊이 있는 감정 표현으로 브로드웨이 뮤지컬, 영화, 팝 음악계를 모두 평정한 20세기 대중문화사의 상징적 거목입니다. 에미(Emmy), 그래미(Grammy), 오스카(Oscar), 토니(Tony)상을 모두 석권한 'EGOT'의 위업을 달성하며, 역사상 가장 위대하고 영향력 있는 보컬리스트 중 한 명으로 영원히 추앙받고 있습니다.</w:t>
       </w:r>
     </w:p>
     <w:p>
@@ -413,7 +432,7 @@
           <w:b w:val="0"/>
           <w:sz w:val="21"/>
         </w:rPr>
-        <w:t>디스코 열풍이 잦아들고 1980년대 웰메이드 팝 사운드의 서막이 열리던 시기에 탄생한 음반으로, 전통적인 보컬 팝과 유려한 소울, 소프트 록의 문법이 이상적으로 결합된 팝 음악의 마스터피스입니다. 정상급 세션 연주자들과 정교한 오케스트라 편곡이 빚어낸 사운드스케이프는 대중음악 프로덕션의 완벽한 표본으로 평가받습니다.</w:t>
+        <w:t>1970년대 후반의 디스코 열풍과 1980년대 초반 어덜트 컨템포러리 팝의 태동을 잇는 완벽한 가교 역할을 한 음반입니다. 전통적 팝 보컬의 품격과 현대적 팝 프로덕션의 세련미가 화학적으로 완벽히 결합된 완성도를 보여주며, 후대 팝과 R&amp;B 보컬리스트들에게 교과서적인 텍스트로 자리매김하고 있습니다.</w:t>
       </w:r>
     </w:p>
     <w:p>
@@ -444,7 +463,7 @@
           <w:b w:val="0"/>
           <w:sz w:val="21"/>
         </w:rPr>
-        <w:t>1980년의 가을, 라디오 전파를 타고 거리를 가득 채웠던 선율들은 그 시절 순수하고 뜨거웠던 청춘들의 사랑과 낭만을 대변하였습니다. 순백의 의상을 맞춰 입은 바브라와 배리의 다정한 앨범 커버처럼, 풍요로웠던 아날로그 시대의 온기와 세련된 감수성이 바이닐의 소릿골마다 따스한 숨결로 아련히 녹아들어 있습니다.</w:t>
+        <w:t>1980년 가을, 차가워진 공기를 따스하게 덥혀주었던 이 앨범은 당대 청춘들에게는 가장 로맨틱한 연가(戀歌)였으며, 복잡한 현대 사회를 살아가던 성인들에게는 더없이 포근한 위로였습니다. 순백의 배경 속에 배리 깁과 다정히 기댄 바브라의 앨범 커버는 그 자체로 한 시대를 풍미한 순수와 낭만의 시각적 상징이 되었습니다.</w:t>
       </w:r>
     </w:p>
     <w:p>
@@ -489,7 +508,99 @@
           <w:b w:val="0"/>
           <w:sz w:val="21"/>
         </w:rPr>
-        <w:t>스트라이샌드 특유의 폭발적이면서도 애절한 가창력이 심금을 울리는 불멸의 러브 발라드 'Woman in Love'를 필두로, 배리 깁의 매혹적인 가성과 조화를 이루며 세련된 그루브를 선사하는 'Guilty', 가슴 시린 멜로디의 듀엣곡 'What Kind of Fool', 웅장한 오케스트레이션 속에서 극적인 카타르시스를 선사하는 대곡 'Make It Like a Memory'에 이르기까지 전 곡이 유기적인 완성도를 자랑합니다.</w:t>
+      </w:r>
+    </w:p>
+    <w:p>
+      <w:pPr>
+        <w:spacing w:line="324" w:lineRule="auto" w:after="80"/>
+      </w:pPr>
+      <w:r>
+        <w:rPr w:rFonts="맑은 고딕">
+          <w:rFonts w:ascii="맑은 고딕" w:hAnsi="맑은 고딕" w:eastAsia="맑은 고딕"/>
+          <w:b w:val="0"/>
+          <w:color w:val="6B7280"/>
+          <w:sz w:val="21"/>
+        </w:rPr>
+        <w:t xml:space="preserve">· </w:t>
+      </w:r>
+      <w:r>
+        <w:rPr w:rFonts="맑은 고딕">
+          <w:rFonts w:ascii="맑은 고딕" w:hAnsi="맑은 고딕" w:eastAsia="맑은 고딕"/>
+          <w:b/>
+          <w:color w:val="1F2937"/>
+          <w:sz w:val="21"/>
+        </w:rPr>
+        <w:t xml:space="preserve">"Woman in Love": </w:t>
+      </w:r>
+      <w:r>
+        <w:rPr w:rFonts="맑은 고딕">
+          <w:rFonts w:ascii="맑은 고딕" w:hAnsi="맑은 고딕" w:eastAsia="맑은 고딕"/>
+          <w:b w:val="0"/>
+          <w:sz w:val="21"/>
+        </w:rPr>
+        <w:t>빌보드 핫 100 1위를 기록한 불멸의 명곡으로, 가슴을 저미는 서정적인 도입부부터 후반부 바브라 스트라이샌드의 폭발적인 고음과 감정선이 압도적인 전율을 선사합니다.</w:t>
+      </w:r>
+    </w:p>
+    <w:p>
+      <w:pPr>
+        <w:spacing w:line="324" w:lineRule="auto" w:after="80"/>
+      </w:pPr>
+      <w:r>
+        <w:rPr w:rFonts="맑은 고딕">
+          <w:rFonts w:ascii="맑은 고딕" w:hAnsi="맑은 고딕" w:eastAsia="맑은 고딕"/>
+          <w:b w:val="0"/>
+          <w:color w:val="6B7280"/>
+          <w:sz w:val="21"/>
+        </w:rPr>
+        <w:t xml:space="preserve">· </w:t>
+      </w:r>
+      <w:r>
+        <w:rPr w:rFonts="맑은 고딕">
+          <w:rFonts w:ascii="맑은 고딕" w:hAnsi="맑은 고딕" w:eastAsia="맑은 고딕"/>
+          <w:b/>
+          <w:color w:val="1F2937"/>
+          <w:sz w:val="21"/>
+        </w:rPr>
+        <w:t xml:space="preserve">"Guilty": </w:t>
+      </w:r>
+      <w:r>
+        <w:rPr w:rFonts="맑은 고딕">
+          <w:rFonts w:ascii="맑은 고딕" w:hAnsi="맑은 고딕" w:eastAsia="맑은 고딕"/>
+          <w:b w:val="0"/>
+          <w:sz w:val="21"/>
+        </w:rPr>
+        <w:t>배리 깁과의 달콤한 하모니가 돋보이는 타이틀곡으로, 경쾌하면서도 우아한 리듬과 풍성한 브라스, 유려한 보컬 앙상블이 극상의 청량감을 안겨줍니다.</w:t>
+      </w:r>
+    </w:p>
+    <w:p>
+      <w:pPr>
+        <w:spacing w:line="324" w:lineRule="auto" w:after="80"/>
+      </w:pPr>
+      <w:r>
+        <w:rPr w:rFonts="맑은 고딕">
+          <w:rFonts w:ascii="맑은 고딕" w:hAnsi="맑은 고딕" w:eastAsia="맑은 고딕"/>
+          <w:b w:val="0"/>
+          <w:color w:val="6B7280"/>
+          <w:sz w:val="21"/>
+        </w:rPr>
+        <w:t xml:space="preserve">· </w:t>
+      </w:r>
+      <w:r>
+        <w:rPr w:rFonts="맑은 고딕">
+          <w:rFonts w:ascii="맑은 고딕" w:hAnsi="맑은 고딕" w:eastAsia="맑은 고딕"/>
+          <w:b/>
+          <w:color w:val="1F2937"/>
+          <w:sz w:val="21"/>
+        </w:rPr>
+        <w:t xml:space="preserve">"What Kind of Fool": </w:t>
+      </w:r>
+      <w:r>
+        <w:rPr w:rFonts="맑은 고딕">
+          <w:rFonts w:ascii="맑은 고딕" w:hAnsi="맑은 고딕" w:eastAsia="맑은 고딕"/>
+          <w:b w:val="0"/>
+          <w:sz w:val="21"/>
+        </w:rPr>
+        <w:t>또 하나의 듀엣 명곡으로, 이별의 애틋한 회한을 배리 깁의 팔세토와 스트라이샌드의 호소력 짙은 음색으로 절묘하게 풀어낸 발라드의 정수입니다.</w:t>
       </w:r>
     </w:p>
     <w:p>
@@ -520,7 +631,7 @@
           <w:b w:val="0"/>
           <w:sz w:val="21"/>
         </w:rPr>
-        <w:t>LP 특유의 넓은 다이내믹 레인지와 두터운 배음은 진공관 앰프의 따뜻한 잔향과 만났을 때 그 진가를 완벽히 드러냅니다. 배리 깁 프로덕션 특유의 촘촘한 코러스 편곡과 웅장한 현악 세션, 그리고 스트라이샌드의 섬세한 숨결까지 턴테이블의 바늘 끝을 통해 아날로그 특유의 풍성한 공간감으로 살아 숨 쉽니다.</w:t>
+        <w:t>당대 최고 수준의 마이애미 크라이테리아 스튜디오(Criteria Studios)에서 정교하게 녹음된 음반인 만큼, 진공관 앰프의 풍성한 배음과 턴테이블의 섬세한 카트리지를 거쳤을 때 그 진가가 온전히 드러납니다. 특히 현악 오케스트레이션의 유려한 공간감과 스트라이샌드 육성의 입체적인 떨림은 디지털 음원에서는 결코 맛볼 수 없는 아날로그 바이닐만의 농밀한 깊이를 선사합니다.</w:t>
       </w:r>
     </w:p>
     <w:p>
@@ -551,7 +662,7 @@
           <w:b w:val="0"/>
           <w:sz w:val="21"/>
         </w:rPr>
-        <w:t>팝 역사상 가장 찬란했던 두 거장의 음악적 교감이 빚어낸 필청 음반이자, 80년대 초반 아날로그 레코딩 기술의 절정을 보여준다는 점에서 바이닐 컬렉터의 서가에 반드시 자리해야 할 독보적인 명반입니다.</w:t>
+        <w:t>보컬 역사상 최고의 디바와 팝 역사상 최고의 멜로디 메이커가 남긴 단 한 번의 찬란한 불꽃입니다. 음악적 완성도, 상업적 기념비성, 그리고 아날로그 녹음의 미학적 정취까지 모두 갖추고 있어 모든 LP 컬렉터의 서랍 한편에 반드시 꽂혀 있어야 할 영원한 클래식입니다.</w:t>
       </w:r>
     </w:p>
     <w:p>
@@ -565,7 +676,7 @@
           <w:color w:val="4338CA"/>
           <w:sz w:val="21"/>
         </w:rPr>
-        <w:t>이 음반을 통해 아날로그의 따스한 숨결 속에서 낭만과 열정이 전해주는 감동을 다시 한번 경험해 보시는 것은 어떨까요?</w:t>
+        <w:t>이 음반을 통해 시대를 초월하여 울려 퍼지는 사랑의 찬가와 순수한 아날로그 사운드가 전해주는 감동을 다시 한번 경험해 보시는 것은 어떨까요?</w:t>
       </w:r>
     </w:p>
     <w:sectPr>
